--- a/24.04 - Why do people want to look younger.docx
+++ b/24.04 - Why do people want to look younger.docx
@@ -117,114 +117,81 @@
           <w:color w:val="156082" w:themeColor="accent1"/>
           <w:lang w:val="vi-VN"/>
         </w:rPr>
-        <w:t xml:space="preserve">you well. I have </w:t>
-      </w:r>
-      <w:r>
-        <w:rPr>
-          <w:color w:val="156082" w:themeColor="accent1"/>
-        </w:rPr>
-        <w:t>been living in</w:t>
-      </w:r>
-      <w:r>
-        <w:rPr>
-          <w:color w:val="156082" w:themeColor="accent1"/>
-          <w:lang w:val="vi-VN"/>
-        </w:rPr>
-        <w:t xml:space="preserve"> </w:t>
-      </w:r>
-      <w:r>
-        <w:rPr>
-          <w:color w:val="156082" w:themeColor="accent1"/>
-          <w:lang w:val="vi-VN"/>
-        </w:rPr>
-        <w:t>Melbourne</w:t>
-      </w:r>
-      <w:r>
-        <w:rPr>
-          <w:color w:val="156082" w:themeColor="accent1"/>
-        </w:rPr>
-        <w:t xml:space="preserve"> for the past three months, so we are finally in the same city</w:t>
-      </w:r>
-      <w:r>
-        <w:rPr>
-          <w:color w:val="156082" w:themeColor="accent1"/>
-          <w:lang w:val="vi-VN"/>
-        </w:rPr>
-        <w:t xml:space="preserve">. I </w:t>
-      </w:r>
-      <w:r>
-        <w:rPr>
-          <w:color w:val="156082" w:themeColor="accent1"/>
-        </w:rPr>
-        <w:t xml:space="preserve">am currently </w:t>
-      </w:r>
-      <w:r>
-        <w:rPr>
-          <w:color w:val="156082" w:themeColor="accent1"/>
-        </w:rPr>
-        <w:t xml:space="preserve">studying </w:t>
-      </w:r>
-      <w:r>
-        <w:rPr>
-          <w:color w:val="156082" w:themeColor="accent1"/>
-        </w:rPr>
-        <w:t>at</w:t>
-      </w:r>
-      <w:r>
-        <w:rPr>
-          <w:color w:val="156082" w:themeColor="accent1"/>
-        </w:rPr>
-        <w:t xml:space="preserve"> a university</w:t>
-      </w:r>
-      <w:r>
-        <w:rPr>
-          <w:color w:val="156082" w:themeColor="accent1"/>
-        </w:rPr>
-        <w:t xml:space="preserve"> here</w:t>
-      </w:r>
-      <w:r>
-        <w:rPr>
-          <w:color w:val="156082" w:themeColor="accent1"/>
-        </w:rPr>
-        <w:t xml:space="preserve"> with the accounting major.</w:t>
-      </w:r>
-      <w:r>
-        <w:rPr>
-          <w:color w:val="156082" w:themeColor="accent1"/>
-        </w:rPr>
-        <w:t xml:space="preserve"> </w:t>
-      </w:r>
-      <w:r>
-        <w:rPr>
-          <w:color w:val="156082" w:themeColor="accent1"/>
-        </w:rPr>
-        <w:t xml:space="preserve">My classes are scheduled four days a week and I usually spend the remaining time </w:t>
-      </w:r>
-      <w:r>
-        <w:rPr>
-          <w:color w:val="156082" w:themeColor="accent1"/>
-        </w:rPr>
-        <w:t>studying in the library.</w:t>
-      </w:r>
-      <w:r>
-        <w:rPr>
-          <w:color w:val="156082" w:themeColor="accent1"/>
-        </w:rPr>
-        <w:tab/>
-      </w:r>
-    </w:p>
-    <w:p>
-      <w:pPr>
-        <w:jc w:val="both"/>
-        <w:rPr>
-          <w:color w:val="156082" w:themeColor="accent1"/>
-        </w:rPr>
-      </w:pPr>
-      <w:r>
-        <w:rPr>
-          <w:color w:val="156082" w:themeColor="accent1"/>
-        </w:rPr>
-        <w:t>I have already adapted well to the climate and lifestyle in Melbourne. Therefore, I would like to find a part-time job</w:t>
+        <w:t xml:space="preserve">you well. </w:t>
+      </w:r>
+      <w:r>
+        <w:rPr>
+          <w:color w:val="156082" w:themeColor="accent1"/>
+        </w:rPr>
+        <w:t xml:space="preserve">I </w:t>
+      </w:r>
+      <w:r>
+        <w:rPr>
+          <w:color w:val="156082" w:themeColor="accent1"/>
+        </w:rPr>
+        <w:t xml:space="preserve">have </w:t>
+      </w:r>
+      <w:r>
+        <w:rPr>
+          <w:color w:val="156082" w:themeColor="accent1"/>
+        </w:rPr>
+        <w:t>writing to share some good news with you. I received a scholarship</w:t>
+      </w:r>
+      <w:r>
+        <w:rPr>
+          <w:color w:val="156082" w:themeColor="accent1"/>
+        </w:rPr>
+        <w:t xml:space="preserve"> to study in Melbourne about a month ago, so we are finally </w:t>
+      </w:r>
+      <w:r>
+        <w:rPr>
+          <w:color w:val="156082" w:themeColor="accent1"/>
+        </w:rPr>
+        <w:t xml:space="preserve">in the same city. I have been admitted </w:t>
+      </w:r>
+      <w:r>
+        <w:rPr>
+          <w:color w:val="156082" w:themeColor="accent1"/>
+        </w:rPr>
+        <w:t>to a university here</w:t>
+      </w:r>
+      <w:r>
+        <w:rPr>
+          <w:color w:val="156082" w:themeColor="accent1"/>
+        </w:rPr>
+        <w:t>, where I</w:t>
+      </w:r>
+      <w:r>
+        <w:rPr>
+          <w:color w:val="156082" w:themeColor="accent1"/>
+        </w:rPr>
+        <w:t xml:space="preserve"> will major in </w:t>
+      </w:r>
+      <w:r>
+        <w:rPr>
+          <w:color w:val="156082" w:themeColor="accent1"/>
+        </w:rPr>
+        <w:t>accounting.</w:t>
+      </w:r>
+    </w:p>
+    <w:p>
+      <w:pPr>
+        <w:jc w:val="both"/>
+        <w:rPr>
+          <w:color w:val="156082" w:themeColor="accent1"/>
+        </w:rPr>
+      </w:pPr>
+      <w:r>
+        <w:rPr>
+          <w:color w:val="156082" w:themeColor="accent1"/>
+        </w:rPr>
+        <w:t>T</w:t>
+      </w:r>
+      <w:r>
+        <w:rPr>
+          <w:color w:val="156082" w:themeColor="accent1"/>
+        </w:rPr>
+        <w:t>herefore, I would like to find a part-time job</w:t>
       </w:r>
       <w:r>
         <w:rPr>
@@ -262,7 +229,19 @@
         <w:rPr>
           <w:color w:val="156082" w:themeColor="accent1"/>
         </w:rPr>
-        <w:t xml:space="preserve">I have tried searching for a part-time jobs, but there are so many advertisements that I find it difficult to idetify </w:t>
+        <w:t>I have tried searching for a part-time jobs</w:t>
+      </w:r>
+      <w:r>
+        <w:rPr>
+          <w:color w:val="156082" w:themeColor="accent1"/>
+        </w:rPr>
+        <w:t xml:space="preserve"> on my own</w:t>
+      </w:r>
+      <w:r>
+        <w:rPr>
+          <w:color w:val="156082" w:themeColor="accent1"/>
+        </w:rPr>
+        <w:t xml:space="preserve">, but there are so many advertisements that I find it difficult to idetify </w:t>
       </w:r>
       <w:r>
         <w:rPr>
@@ -413,19 +392,73 @@
         <w:rPr>
           <w:color w:val="156082" w:themeColor="accent1"/>
         </w:rPr>
-        <w:t>of people</w:t>
-      </w:r>
-      <w:r>
-        <w:rPr>
-          <w:color w:val="156082" w:themeColor="accent1"/>
-        </w:rPr>
-        <w:t>, especially women</w:t>
-      </w:r>
-      <w:r>
-        <w:rPr>
-          <w:color w:val="156082" w:themeColor="accent1"/>
-        </w:rPr>
-        <w:t>,</w:t>
+        <w:t xml:space="preserve">of people, especially women, </w:t>
+      </w:r>
+      <w:r>
+        <w:rPr>
+          <w:color w:val="156082" w:themeColor="accent1"/>
+        </w:rPr>
+        <w:t xml:space="preserve">are increasingly </w:t>
+      </w:r>
+      <w:r>
+        <w:rPr>
+          <w:color w:val="156082" w:themeColor="accent1"/>
+        </w:rPr>
+        <w:t>willing to invest significant amount</w:t>
+      </w:r>
+      <w:r>
+        <w:rPr>
+          <w:color w:val="156082" w:themeColor="accent1"/>
+        </w:rPr>
+        <w:t>s</w:t>
+      </w:r>
+      <w:r>
+        <w:rPr>
+          <w:color w:val="156082" w:themeColor="accent1"/>
+        </w:rPr>
+        <w:t xml:space="preserve"> of money </w:t>
+      </w:r>
+      <w:r>
+        <w:rPr>
+          <w:color w:val="156082" w:themeColor="accent1"/>
+        </w:rPr>
+        <w:t xml:space="preserve">in </w:t>
+      </w:r>
+      <w:r>
+        <w:rPr>
+          <w:color w:val="156082" w:themeColor="accent1"/>
+        </w:rPr>
+        <w:t xml:space="preserve">beauty </w:t>
+      </w:r>
+      <w:r>
+        <w:rPr>
+          <w:color w:val="156082" w:themeColor="accent1"/>
+        </w:rPr>
+        <w:t xml:space="preserve">treatments </w:t>
+      </w:r>
+      <w:r>
+        <w:rPr>
+          <w:color w:val="156082" w:themeColor="accent1"/>
+        </w:rPr>
+        <w:t>to improve their physical appea</w:t>
+      </w:r>
+      <w:r>
+        <w:rPr>
+          <w:color w:val="156082" w:themeColor="accent1"/>
+        </w:rPr>
+        <w:t>ra</w:t>
+      </w:r>
+      <w:r>
+        <w:rPr>
+          <w:color w:val="156082" w:themeColor="accent1"/>
+        </w:rPr>
+        <w:t>nce</w:t>
+      </w:r>
+      <w:r>
+        <w:rPr>
+          <w:color w:val="156082" w:themeColor="accent1"/>
+        </w:rPr>
+        <w:t>.</w:t>
       </w:r>
       <w:r>
         <w:rPr>
@@ -437,97 +470,13 @@
         <w:rPr>
           <w:color w:val="156082" w:themeColor="accent1"/>
         </w:rPr>
-        <w:t xml:space="preserve">are increasingly </w:t>
-      </w:r>
-      <w:r>
-        <w:rPr>
-          <w:color w:val="156082" w:themeColor="accent1"/>
-        </w:rPr>
-        <w:t>willing to invest significant amount</w:t>
-      </w:r>
-      <w:r>
-        <w:rPr>
-          <w:color w:val="156082" w:themeColor="accent1"/>
-        </w:rPr>
-        <w:t>s</w:t>
-      </w:r>
-      <w:r>
-        <w:rPr>
-          <w:color w:val="156082" w:themeColor="accent1"/>
-        </w:rPr>
-        <w:t xml:space="preserve"> of money </w:t>
-      </w:r>
-      <w:r>
-        <w:rPr>
-          <w:color w:val="156082" w:themeColor="accent1"/>
-        </w:rPr>
-        <w:t xml:space="preserve">in </w:t>
-      </w:r>
-      <w:r>
-        <w:rPr>
-          <w:color w:val="156082" w:themeColor="accent1"/>
-        </w:rPr>
-        <w:t xml:space="preserve">beauty </w:t>
-      </w:r>
-      <w:r>
-        <w:rPr>
-          <w:color w:val="156082" w:themeColor="accent1"/>
-        </w:rPr>
-        <w:t xml:space="preserve">treatments </w:t>
-      </w:r>
-      <w:r>
-        <w:rPr>
-          <w:color w:val="156082" w:themeColor="accent1"/>
-        </w:rPr>
-        <w:t>to improve their physical appea</w:t>
-      </w:r>
-      <w:r>
-        <w:rPr>
-          <w:color w:val="156082" w:themeColor="accent1"/>
-        </w:rPr>
-        <w:t>ra</w:t>
-      </w:r>
-      <w:r>
-        <w:rPr>
-          <w:color w:val="156082" w:themeColor="accent1"/>
-        </w:rPr>
-        <w:t>nce</w:t>
-      </w:r>
-      <w:r>
-        <w:rPr>
-          <w:color w:val="156082" w:themeColor="accent1"/>
-        </w:rPr>
-        <w:t>.</w:t>
-      </w:r>
-      <w:r>
-        <w:rPr>
-          <w:color w:val="156082" w:themeColor="accent1"/>
-        </w:rPr>
-        <w:t xml:space="preserve"> </w:t>
-      </w:r>
-      <w:r>
-        <w:rPr>
-          <w:color w:val="156082" w:themeColor="accent1"/>
-        </w:rPr>
         <w:t>While this trend offers certain benefits, it also leads to several negative conse</w:t>
       </w:r>
       <w:r>
         <w:rPr>
           <w:color w:val="156082" w:themeColor="accent1"/>
         </w:rPr>
-        <w:t xml:space="preserve">quences. </w:t>
-      </w:r>
-      <w:r>
-        <w:rPr>
-          <w:color w:val="156082" w:themeColor="accent1"/>
-        </w:rPr>
-        <w:t>This essay will discuss both sides</w:t>
-      </w:r>
-      <w:r>
-        <w:rPr>
-          <w:color w:val="156082" w:themeColor="accent1"/>
-        </w:rPr>
-        <w:t xml:space="preserve"> of this issue.</w:t>
+        <w:t>quences. This essay will discuss both sides of this issue.</w:t>
       </w:r>
     </w:p>
     <w:p>
@@ -1316,15 +1265,7 @@
           <w:iCs/>
           <w:color w:val="FFFFFF" w:themeColor="background1"/>
         </w:rPr>
-        <w:t>recognition</w:t>
-      </w:r>
-      <w:r>
-        <w:rPr>
-          <w:i/>
-          <w:iCs/>
-          <w:color w:val="FFFFFF" w:themeColor="background1"/>
-        </w:rPr>
-        <w:t xml:space="preserve"> </w:t>
+        <w:t xml:space="preserve">recognition </w:t>
       </w:r>
       <w:r>
         <w:rPr>
@@ -2304,6 +2245,7 @@
   <w:style w:type="character" w:default="1" w:styleId="DefaultParagraphFont">
     <w:name w:val="Default Paragraph Font"/>
     <w:uiPriority w:val="1"/>
+    <w:semiHidden/>
     <w:unhideWhenUsed/>
   </w:style>
   <w:style w:type="table" w:default="1" w:styleId="TableNormal">
